--- a/output_receita_federal/instrucao_normativa_rfb/documents/in_rfb_1558_20150331.docx
+++ b/output_receita_federal/instrucao_normativa_rfb/documents/in_rfb_1558_20150331.docx
@@ -57,7 +57,7 @@
     </w:p>
     <w:p>
       <w:r>
-        <w:t>“Art. 22. ?.............................................................................</w:t>
+        <w:t>“Art. 22. ..............................................................................</w:t>
       </w:r>
     </w:p>
     <w:p>
@@ -78,6 +78,9 @@
     <w:p>
       <w:r>
         <w:t xml:space="preserve">“Subseção I </w:t>
+      </w:r>
+      <w:r>
+        <w:br/>
       </w:r>
       <w:r>
         <w:t>Dos RRA Submetidos à Incidência do Imposto sobre a Renda com Base na Tabela Progressiva Correspondentes a Anos-calendário Anteriores ao do Recebimento” (NR)</w:t>
@@ -303,6 +306,234 @@
         <w:t>“</w:t>
       </w:r>
     </w:p>
+    <w:tbl>
+      <w:tblPr>
+        <w:tblStyle w:val="LightGrid-Accent1"/>
+        <w:tblW w:type="auto" w:w="0"/>
+        <w:tblLayout w:type="autofit"/>
+        <w:tblLook w:firstColumn="1" w:firstRow="1" w:lastColumn="0" w:lastRow="0" w:noHBand="0" w:noVBand="1" w:val="04A0"/>
+      </w:tblPr>
+      <w:tblGrid>
+        <w:gridCol w:w="4320"/>
+        <w:gridCol w:w="4320"/>
+      </w:tblGrid>
+      <w:tr>
+        <w:tc>
+          <w:tcPr>
+            <w:tcW w:type="dxa" w:w="4320"/>
+          </w:tcPr>
+          <w:p>
+            <w:r>
+              <w:t>Ano-calendário</w:t>
+            </w:r>
+            <w:r/>
+          </w:p>
+        </w:tc>
+        <w:tc>
+          <w:tcPr>
+            <w:tcW w:type="dxa" w:w="4320"/>
+          </w:tcPr>
+          <w:p>
+            <w:r>
+              <w:t>Valores isentos mensais (em R$)</w:t>
+            </w:r>
+            <w:r/>
+          </w:p>
+        </w:tc>
+      </w:tr>
+      <w:tr>
+        <w:tc>
+          <w:tcPr>
+            <w:tcW w:type="dxa" w:w="4320"/>
+          </w:tcPr>
+          <w:p>
+            <w:r>
+              <w:t>2010</w:t>
+            </w:r>
+            <w:r/>
+          </w:p>
+        </w:tc>
+        <w:tc>
+          <w:tcPr>
+            <w:tcW w:type="dxa" w:w="4320"/>
+          </w:tcPr>
+          <w:p>
+            <w:r>
+              <w:t>até 1.499,15</w:t>
+            </w:r>
+            <w:r/>
+          </w:p>
+        </w:tc>
+      </w:tr>
+      <w:tr>
+        <w:tc>
+          <w:tcPr>
+            <w:tcW w:type="dxa" w:w="4320"/>
+          </w:tcPr>
+          <w:p>
+            <w:r>
+              <w:t>2011, até o mês de março</w:t>
+            </w:r>
+            <w:r/>
+          </w:p>
+        </w:tc>
+        <w:tc>
+          <w:tcPr>
+            <w:tcW w:type="dxa" w:w="4320"/>
+          </w:tcPr>
+          <w:p>
+            <w:r>
+              <w:t>até 1.499,15</w:t>
+            </w:r>
+            <w:r/>
+          </w:p>
+        </w:tc>
+      </w:tr>
+      <w:tr>
+        <w:tc>
+          <w:tcPr>
+            <w:tcW w:type="dxa" w:w="4320"/>
+          </w:tcPr>
+          <w:p>
+            <w:r>
+              <w:t>2011, a partir do mês de abril</w:t>
+            </w:r>
+            <w:r/>
+          </w:p>
+        </w:tc>
+        <w:tc>
+          <w:tcPr>
+            <w:tcW w:type="dxa" w:w="4320"/>
+          </w:tcPr>
+          <w:p>
+            <w:r>
+              <w:t>até 1.566,61</w:t>
+            </w:r>
+            <w:r/>
+          </w:p>
+        </w:tc>
+      </w:tr>
+      <w:tr>
+        <w:tc>
+          <w:tcPr>
+            <w:tcW w:type="dxa" w:w="4320"/>
+          </w:tcPr>
+          <w:p>
+            <w:r>
+              <w:t>2012</w:t>
+            </w:r>
+            <w:r/>
+          </w:p>
+        </w:tc>
+        <w:tc>
+          <w:tcPr>
+            <w:tcW w:type="dxa" w:w="4320"/>
+          </w:tcPr>
+          <w:p>
+            <w:r>
+              <w:t>até 1.637,11</w:t>
+            </w:r>
+            <w:r/>
+          </w:p>
+        </w:tc>
+      </w:tr>
+      <w:tr>
+        <w:tc>
+          <w:tcPr>
+            <w:tcW w:type="dxa" w:w="4320"/>
+          </w:tcPr>
+          <w:p>
+            <w:r>
+              <w:t>2013</w:t>
+            </w:r>
+            <w:r/>
+          </w:p>
+        </w:tc>
+        <w:tc>
+          <w:tcPr>
+            <w:tcW w:type="dxa" w:w="4320"/>
+          </w:tcPr>
+          <w:p>
+            <w:r>
+              <w:t>até 1.710,78</w:t>
+            </w:r>
+            <w:r/>
+          </w:p>
+        </w:tc>
+      </w:tr>
+      <w:tr>
+        <w:tc>
+          <w:tcPr>
+            <w:tcW w:type="dxa" w:w="4320"/>
+          </w:tcPr>
+          <w:p>
+            <w:r>
+              <w:t>2014</w:t>
+            </w:r>
+            <w:r/>
+          </w:p>
+        </w:tc>
+        <w:tc>
+          <w:tcPr>
+            <w:tcW w:type="dxa" w:w="4320"/>
+          </w:tcPr>
+          <w:p>
+            <w:r>
+              <w:t>até 1.787,77</w:t>
+            </w:r>
+            <w:r/>
+          </w:p>
+        </w:tc>
+      </w:tr>
+      <w:tr>
+        <w:tc>
+          <w:tcPr>
+            <w:tcW w:type="dxa" w:w="4320"/>
+          </w:tcPr>
+          <w:p>
+            <w:r>
+              <w:t>2015, até o mês de março</w:t>
+            </w:r>
+            <w:r/>
+          </w:p>
+        </w:tc>
+        <w:tc>
+          <w:tcPr>
+            <w:tcW w:type="dxa" w:w="4320"/>
+          </w:tcPr>
+          <w:p>
+            <w:r>
+              <w:t>até 1.787,77</w:t>
+            </w:r>
+            <w:r/>
+          </w:p>
+        </w:tc>
+      </w:tr>
+      <w:tr>
+        <w:tc>
+          <w:tcPr>
+            <w:tcW w:type="dxa" w:w="4320"/>
+          </w:tcPr>
+          <w:p>
+            <w:r>
+              <w:t>A partir do mês de abril do ano-calendário de 2015</w:t>
+            </w:r>
+            <w:r/>
+          </w:p>
+        </w:tc>
+        <w:tc>
+          <w:tcPr>
+            <w:tcW w:type="dxa" w:w="4320"/>
+          </w:tcPr>
+          <w:p>
+            <w:r>
+              <w:t>até 1.903,98</w:t>
+            </w:r>
+            <w:r/>
+          </w:p>
+        </w:tc>
+      </w:tr>
+    </w:tbl>
     <w:p>
       <w:r>
         <w:t>” (NR)</w:t>
@@ -333,11 +564,457 @@
         <w:t>“VI - para o ano-calendário de 2015, até o mês de março:</w:t>
       </w:r>
     </w:p>
+    <w:tbl>
+      <w:tblPr>
+        <w:tblStyle w:val="LightGrid-Accent1"/>
+        <w:tblW w:type="auto" w:w="0"/>
+        <w:tblLayout w:type="autofit"/>
+        <w:tblLook w:firstColumn="1" w:firstRow="1" w:lastColumn="0" w:lastRow="0" w:noHBand="0" w:noVBand="1" w:val="04A0"/>
+      </w:tblPr>
+      <w:tblGrid>
+        <w:gridCol w:w="2880"/>
+        <w:gridCol w:w="2880"/>
+        <w:gridCol w:w="2880"/>
+      </w:tblGrid>
+      <w:tr>
+        <w:tc>
+          <w:tcPr>
+            <w:tcW w:type="dxa" w:w="2880"/>
+          </w:tcPr>
+          <w:p>
+            <w:r>
+              <w:t>Base de Cálculo (R$)</w:t>
+            </w:r>
+            <w:r/>
+          </w:p>
+        </w:tc>
+        <w:tc>
+          <w:tcPr>
+            <w:tcW w:type="dxa" w:w="2880"/>
+          </w:tcPr>
+          <w:p>
+            <w:r>
+              <w:t>Alíquota (%)</w:t>
+            </w:r>
+            <w:r/>
+          </w:p>
+        </w:tc>
+        <w:tc>
+          <w:tcPr>
+            <w:tcW w:type="dxa" w:w="2880"/>
+          </w:tcPr>
+          <w:p>
+            <w:r>
+              <w:t>Parcela a deduzir do IR (em R$)</w:t>
+            </w:r>
+            <w:r/>
+          </w:p>
+        </w:tc>
+      </w:tr>
+      <w:tr>
+        <w:tc>
+          <w:tcPr>
+            <w:tcW w:type="dxa" w:w="2880"/>
+          </w:tcPr>
+          <w:p>
+            <w:r>
+              <w:t>Até 1.787,77</w:t>
+            </w:r>
+            <w:r/>
+          </w:p>
+        </w:tc>
+        <w:tc>
+          <w:tcPr>
+            <w:tcW w:type="dxa" w:w="2880"/>
+          </w:tcPr>
+          <w:p>
+            <w:r>
+              <w:t>-</w:t>
+            </w:r>
+            <w:r/>
+          </w:p>
+        </w:tc>
+        <w:tc>
+          <w:tcPr>
+            <w:tcW w:type="dxa" w:w="2880"/>
+          </w:tcPr>
+          <w:p>
+            <w:r>
+              <w:t>-</w:t>
+            </w:r>
+            <w:r/>
+          </w:p>
+        </w:tc>
+      </w:tr>
+      <w:tr>
+        <w:tc>
+          <w:tcPr>
+            <w:tcW w:type="dxa" w:w="2880"/>
+          </w:tcPr>
+          <w:p>
+            <w:r>
+              <w:t>De 1.787,78 até 2.679,29</w:t>
+            </w:r>
+            <w:r/>
+          </w:p>
+        </w:tc>
+        <w:tc>
+          <w:tcPr>
+            <w:tcW w:type="dxa" w:w="2880"/>
+          </w:tcPr>
+          <w:p>
+            <w:r>
+              <w:t>7,5</w:t>
+            </w:r>
+            <w:r/>
+          </w:p>
+        </w:tc>
+        <w:tc>
+          <w:tcPr>
+            <w:tcW w:type="dxa" w:w="2880"/>
+          </w:tcPr>
+          <w:p>
+            <w:r>
+              <w:t>134,08</w:t>
+            </w:r>
+            <w:r/>
+          </w:p>
+        </w:tc>
+      </w:tr>
+      <w:tr>
+        <w:tc>
+          <w:tcPr>
+            <w:tcW w:type="dxa" w:w="2880"/>
+          </w:tcPr>
+          <w:p>
+            <w:r>
+              <w:t>De 2.679,30 até 3.572,43</w:t>
+            </w:r>
+            <w:r/>
+          </w:p>
+        </w:tc>
+        <w:tc>
+          <w:tcPr>
+            <w:tcW w:type="dxa" w:w="2880"/>
+          </w:tcPr>
+          <w:p>
+            <w:r>
+              <w:t>15</w:t>
+            </w:r>
+            <w:r/>
+          </w:p>
+        </w:tc>
+        <w:tc>
+          <w:tcPr>
+            <w:tcW w:type="dxa" w:w="2880"/>
+          </w:tcPr>
+          <w:p>
+            <w:r>
+              <w:t>335,03</w:t>
+            </w:r>
+            <w:r/>
+          </w:p>
+        </w:tc>
+      </w:tr>
+      <w:tr>
+        <w:tc>
+          <w:tcPr>
+            <w:tcW w:type="dxa" w:w="2880"/>
+          </w:tcPr>
+          <w:p>
+            <w:r>
+              <w:t>De 3.572,44 até 4.463,81</w:t>
+            </w:r>
+            <w:r/>
+          </w:p>
+        </w:tc>
+        <w:tc>
+          <w:tcPr>
+            <w:tcW w:type="dxa" w:w="2880"/>
+          </w:tcPr>
+          <w:p>
+            <w:r>
+              <w:t>22,5</w:t>
+            </w:r>
+            <w:r/>
+          </w:p>
+        </w:tc>
+        <w:tc>
+          <w:tcPr>
+            <w:tcW w:type="dxa" w:w="2880"/>
+          </w:tcPr>
+          <w:p>
+            <w:r>
+              <w:t>602,96</w:t>
+            </w:r>
+            <w:r/>
+          </w:p>
+        </w:tc>
+      </w:tr>
+      <w:tr>
+        <w:tc>
+          <w:tcPr>
+            <w:tcW w:type="dxa" w:w="2880"/>
+          </w:tcPr>
+          <w:p>
+            <w:r>
+              <w:t>Acima de 4.463,81</w:t>
+            </w:r>
+            <w:r/>
+          </w:p>
+        </w:tc>
+        <w:tc>
+          <w:tcPr>
+            <w:tcW w:type="dxa" w:w="2880"/>
+          </w:tcPr>
+          <w:p>
+            <w:r>
+              <w:t>27,5</w:t>
+            </w:r>
+            <w:r/>
+          </w:p>
+        </w:tc>
+        <w:tc>
+          <w:tcPr>
+            <w:tcW w:type="dxa" w:w="2880"/>
+          </w:tcPr>
+          <w:p>
+            <w:r>
+              <w:t>826,15</w:t>
+            </w:r>
+            <w:r/>
+          </w:p>
+        </w:tc>
+      </w:tr>
+    </w:tbl>
     <w:p>
       <w:r>
         <w:t>VII - a partir do mês de abril do ano-calendário de 2015:</w:t>
       </w:r>
     </w:p>
+    <w:tbl>
+      <w:tblPr>
+        <w:tblStyle w:val="LightGrid-Accent1"/>
+        <w:tblW w:type="auto" w:w="0"/>
+        <w:tblLayout w:type="autofit"/>
+        <w:tblLook w:firstColumn="1" w:firstRow="1" w:lastColumn="0" w:lastRow="0" w:noHBand="0" w:noVBand="1" w:val="04A0"/>
+      </w:tblPr>
+      <w:tblGrid>
+        <w:gridCol w:w="2880"/>
+        <w:gridCol w:w="2880"/>
+        <w:gridCol w:w="2880"/>
+      </w:tblGrid>
+      <w:tr>
+        <w:tc>
+          <w:tcPr>
+            <w:tcW w:type="dxa" w:w="2880"/>
+          </w:tcPr>
+          <w:p>
+            <w:r>
+              <w:t>Base de Cálculo (R$)</w:t>
+            </w:r>
+            <w:r/>
+          </w:p>
+        </w:tc>
+        <w:tc>
+          <w:tcPr>
+            <w:tcW w:type="dxa" w:w="2880"/>
+          </w:tcPr>
+          <w:p>
+            <w:r>
+              <w:t>Alíquota (%)</w:t>
+            </w:r>
+            <w:r/>
+          </w:p>
+        </w:tc>
+        <w:tc>
+          <w:tcPr>
+            <w:tcW w:type="dxa" w:w="2880"/>
+          </w:tcPr>
+          <w:p>
+            <w:r>
+              <w:t>Parcela a deduzir do IR (em R$)</w:t>
+            </w:r>
+            <w:r/>
+          </w:p>
+        </w:tc>
+      </w:tr>
+      <w:tr>
+        <w:tc>
+          <w:tcPr>
+            <w:tcW w:type="dxa" w:w="2880"/>
+          </w:tcPr>
+          <w:p>
+            <w:r>
+              <w:t>Até 1.903,98</w:t>
+            </w:r>
+            <w:r/>
+          </w:p>
+        </w:tc>
+        <w:tc>
+          <w:tcPr>
+            <w:tcW w:type="dxa" w:w="2880"/>
+          </w:tcPr>
+          <w:p>
+            <w:r>
+              <w:t>-</w:t>
+            </w:r>
+            <w:r/>
+          </w:p>
+        </w:tc>
+        <w:tc>
+          <w:tcPr>
+            <w:tcW w:type="dxa" w:w="2880"/>
+          </w:tcPr>
+          <w:p>
+            <w:r>
+              <w:t>-</w:t>
+            </w:r>
+            <w:r/>
+          </w:p>
+        </w:tc>
+      </w:tr>
+      <w:tr>
+        <w:tc>
+          <w:tcPr>
+            <w:tcW w:type="dxa" w:w="2880"/>
+          </w:tcPr>
+          <w:p>
+            <w:r>
+              <w:t>De 1.903,99 até 2.826,65</w:t>
+            </w:r>
+            <w:r/>
+          </w:p>
+        </w:tc>
+        <w:tc>
+          <w:tcPr>
+            <w:tcW w:type="dxa" w:w="2880"/>
+          </w:tcPr>
+          <w:p>
+            <w:r>
+              <w:t>7,5</w:t>
+            </w:r>
+            <w:r/>
+          </w:p>
+        </w:tc>
+        <w:tc>
+          <w:tcPr>
+            <w:tcW w:type="dxa" w:w="2880"/>
+          </w:tcPr>
+          <w:p>
+            <w:r>
+              <w:t>142,80</w:t>
+            </w:r>
+            <w:r/>
+          </w:p>
+        </w:tc>
+      </w:tr>
+      <w:tr>
+        <w:tc>
+          <w:tcPr>
+            <w:tcW w:type="dxa" w:w="2880"/>
+          </w:tcPr>
+          <w:p>
+            <w:r>
+              <w:t>De 2.826,66 até 3.751,05</w:t>
+            </w:r>
+            <w:r/>
+          </w:p>
+        </w:tc>
+        <w:tc>
+          <w:tcPr>
+            <w:tcW w:type="dxa" w:w="2880"/>
+          </w:tcPr>
+          <w:p>
+            <w:r>
+              <w:t>15</w:t>
+            </w:r>
+            <w:r/>
+          </w:p>
+        </w:tc>
+        <w:tc>
+          <w:tcPr>
+            <w:tcW w:type="dxa" w:w="2880"/>
+          </w:tcPr>
+          <w:p>
+            <w:r>
+              <w:t>354,80</w:t>
+            </w:r>
+            <w:r/>
+          </w:p>
+        </w:tc>
+      </w:tr>
+      <w:tr>
+        <w:tc>
+          <w:tcPr>
+            <w:tcW w:type="dxa" w:w="2880"/>
+          </w:tcPr>
+          <w:p>
+            <w:r>
+              <w:t>De 3.751,06 até 4.664,68</w:t>
+            </w:r>
+            <w:r/>
+          </w:p>
+        </w:tc>
+        <w:tc>
+          <w:tcPr>
+            <w:tcW w:type="dxa" w:w="2880"/>
+          </w:tcPr>
+          <w:p>
+            <w:r>
+              <w:t>22,5</w:t>
+            </w:r>
+            <w:r/>
+          </w:p>
+        </w:tc>
+        <w:tc>
+          <w:tcPr>
+            <w:tcW w:type="dxa" w:w="2880"/>
+          </w:tcPr>
+          <w:p>
+            <w:r>
+              <w:t>636,13</w:t>
+            </w:r>
+            <w:r/>
+          </w:p>
+        </w:tc>
+      </w:tr>
+      <w:tr>
+        <w:tc>
+          <w:tcPr>
+            <w:tcW w:type="dxa" w:w="2880"/>
+          </w:tcPr>
+          <w:p>
+            <w:r>
+              <w:t>Acima de 4.664,68</w:t>
+            </w:r>
+            <w:r/>
+          </w:p>
+        </w:tc>
+        <w:tc>
+          <w:tcPr>
+            <w:tcW w:type="dxa" w:w="2880"/>
+          </w:tcPr>
+          <w:p>
+            <w:r>
+              <w:t>27,5</w:t>
+            </w:r>
+            <w:r/>
+          </w:p>
+        </w:tc>
+        <w:tc>
+          <w:tcPr>
+            <w:tcW w:type="dxa" w:w="2880"/>
+          </w:tcPr>
+          <w:p>
+            <w:r>
+              <w:t>869,36</w:t>
+            </w:r>
+            <w:r/>
+          </w:p>
+        </w:tc>
+      </w:tr>
+    </w:tbl>
     <w:p>
       <w:r>
         <w:t>"</w:t>
@@ -368,11 +1045,457 @@
         <w:t>“III - para o ano-calendário de 2015, até o mês de março:</w:t>
       </w:r>
     </w:p>
+    <w:tbl>
+      <w:tblPr>
+        <w:tblStyle w:val="LightGrid-Accent1"/>
+        <w:tblW w:type="auto" w:w="0"/>
+        <w:tblLayout w:type="autofit"/>
+        <w:tblLook w:firstColumn="1" w:firstRow="1" w:lastColumn="0" w:lastRow="0" w:noHBand="0" w:noVBand="1" w:val="04A0"/>
+      </w:tblPr>
+      <w:tblGrid>
+        <w:gridCol w:w="2880"/>
+        <w:gridCol w:w="2880"/>
+        <w:gridCol w:w="2880"/>
+      </w:tblGrid>
+      <w:tr>
+        <w:tc>
+          <w:tcPr>
+            <w:tcW w:type="dxa" w:w="2880"/>
+          </w:tcPr>
+          <w:p>
+            <w:r>
+              <w:t>Valor do PLR anual (em R$)</w:t>
+            </w:r>
+            <w:r/>
+          </w:p>
+        </w:tc>
+        <w:tc>
+          <w:tcPr>
+            <w:tcW w:type="dxa" w:w="2880"/>
+          </w:tcPr>
+          <w:p>
+            <w:r>
+              <w:t>Alíquota</w:t>
+            </w:r>
+            <w:r/>
+          </w:p>
+        </w:tc>
+        <w:tc>
+          <w:tcPr>
+            <w:tcW w:type="dxa" w:w="2880"/>
+          </w:tcPr>
+          <w:p>
+            <w:r>
+              <w:t>Parcela a deduzir do imposto (em R$)</w:t>
+            </w:r>
+            <w:r/>
+          </w:p>
+        </w:tc>
+      </w:tr>
+      <w:tr>
+        <w:tc>
+          <w:tcPr>
+            <w:tcW w:type="dxa" w:w="2880"/>
+          </w:tcPr>
+          <w:p>
+            <w:r>
+              <w:t>De 0,00 a 6.270,00</w:t>
+            </w:r>
+            <w:r/>
+          </w:p>
+        </w:tc>
+        <w:tc>
+          <w:tcPr>
+            <w:tcW w:type="dxa" w:w="2880"/>
+          </w:tcPr>
+          <w:p>
+            <w:r>
+              <w:t>0,0%</w:t>
+            </w:r>
+            <w:r/>
+          </w:p>
+        </w:tc>
+        <w:tc>
+          <w:tcPr>
+            <w:tcW w:type="dxa" w:w="2880"/>
+          </w:tcPr>
+          <w:p>
+            <w:r>
+              <w:t>-</w:t>
+            </w:r>
+            <w:r/>
+          </w:p>
+        </w:tc>
+      </w:tr>
+      <w:tr>
+        <w:tc>
+          <w:tcPr>
+            <w:tcW w:type="dxa" w:w="2880"/>
+          </w:tcPr>
+          <w:p>
+            <w:r>
+              <w:t>De 6.270,01 a 9.405,00</w:t>
+            </w:r>
+            <w:r/>
+          </w:p>
+        </w:tc>
+        <w:tc>
+          <w:tcPr>
+            <w:tcW w:type="dxa" w:w="2880"/>
+          </w:tcPr>
+          <w:p>
+            <w:r>
+              <w:t>7,5%</w:t>
+            </w:r>
+            <w:r/>
+          </w:p>
+        </w:tc>
+        <w:tc>
+          <w:tcPr>
+            <w:tcW w:type="dxa" w:w="2880"/>
+          </w:tcPr>
+          <w:p>
+            <w:r>
+              <w:t>470,25</w:t>
+            </w:r>
+            <w:r/>
+          </w:p>
+        </w:tc>
+      </w:tr>
+      <w:tr>
+        <w:tc>
+          <w:tcPr>
+            <w:tcW w:type="dxa" w:w="2880"/>
+          </w:tcPr>
+          <w:p>
+            <w:r>
+              <w:t>De 9.405,01 a 12.540,00</w:t>
+            </w:r>
+            <w:r/>
+          </w:p>
+        </w:tc>
+        <w:tc>
+          <w:tcPr>
+            <w:tcW w:type="dxa" w:w="2880"/>
+          </w:tcPr>
+          <w:p>
+            <w:r>
+              <w:t>15%</w:t>
+            </w:r>
+            <w:r/>
+          </w:p>
+        </w:tc>
+        <w:tc>
+          <w:tcPr>
+            <w:tcW w:type="dxa" w:w="2880"/>
+          </w:tcPr>
+          <w:p>
+            <w:r>
+              <w:t>1.175,63</w:t>
+            </w:r>
+            <w:r/>
+          </w:p>
+        </w:tc>
+      </w:tr>
+      <w:tr>
+        <w:tc>
+          <w:tcPr>
+            <w:tcW w:type="dxa" w:w="2880"/>
+          </w:tcPr>
+          <w:p>
+            <w:r>
+              <w:t>De 12.540,01 a 15.675,00</w:t>
+            </w:r>
+            <w:r/>
+          </w:p>
+        </w:tc>
+        <w:tc>
+          <w:tcPr>
+            <w:tcW w:type="dxa" w:w="2880"/>
+          </w:tcPr>
+          <w:p>
+            <w:r>
+              <w:t>22,5%</w:t>
+            </w:r>
+            <w:r/>
+          </w:p>
+        </w:tc>
+        <w:tc>
+          <w:tcPr>
+            <w:tcW w:type="dxa" w:w="2880"/>
+          </w:tcPr>
+          <w:p>
+            <w:r>
+              <w:t>2.116,13</w:t>
+            </w:r>
+            <w:r/>
+          </w:p>
+        </w:tc>
+      </w:tr>
+      <w:tr>
+        <w:tc>
+          <w:tcPr>
+            <w:tcW w:type="dxa" w:w="2880"/>
+          </w:tcPr>
+          <w:p>
+            <w:r>
+              <w:t>Acima de 15.675,00</w:t>
+            </w:r>
+            <w:r/>
+          </w:p>
+        </w:tc>
+        <w:tc>
+          <w:tcPr>
+            <w:tcW w:type="dxa" w:w="2880"/>
+          </w:tcPr>
+          <w:p>
+            <w:r>
+              <w:t>27,5%</w:t>
+            </w:r>
+            <w:r/>
+          </w:p>
+        </w:tc>
+        <w:tc>
+          <w:tcPr>
+            <w:tcW w:type="dxa" w:w="2880"/>
+          </w:tcPr>
+          <w:p>
+            <w:r>
+              <w:t>2.899,88</w:t>
+            </w:r>
+            <w:r/>
+          </w:p>
+        </w:tc>
+      </w:tr>
+    </w:tbl>
     <w:p>
       <w:r>
         <w:t>IV - a partir do mês de abril do ano-calendário de 2015:</w:t>
       </w:r>
     </w:p>
+    <w:tbl>
+      <w:tblPr>
+        <w:tblStyle w:val="LightGrid-Accent1"/>
+        <w:tblW w:type="auto" w:w="0"/>
+        <w:tblLayout w:type="autofit"/>
+        <w:tblLook w:firstColumn="1" w:firstRow="1" w:lastColumn="0" w:lastRow="0" w:noHBand="0" w:noVBand="1" w:val="04A0"/>
+      </w:tblPr>
+      <w:tblGrid>
+        <w:gridCol w:w="2880"/>
+        <w:gridCol w:w="2880"/>
+        <w:gridCol w:w="2880"/>
+      </w:tblGrid>
+      <w:tr>
+        <w:tc>
+          <w:tcPr>
+            <w:tcW w:type="dxa" w:w="2880"/>
+          </w:tcPr>
+          <w:p>
+            <w:r>
+              <w:t>Valor do PLR anual (em R$)</w:t>
+            </w:r>
+            <w:r/>
+          </w:p>
+        </w:tc>
+        <w:tc>
+          <w:tcPr>
+            <w:tcW w:type="dxa" w:w="2880"/>
+          </w:tcPr>
+          <w:p>
+            <w:r>
+              <w:t>Alíquota</w:t>
+            </w:r>
+            <w:r/>
+          </w:p>
+        </w:tc>
+        <w:tc>
+          <w:tcPr>
+            <w:tcW w:type="dxa" w:w="2880"/>
+          </w:tcPr>
+          <w:p>
+            <w:r>
+              <w:t>Parcela a deduzir do imposto (em R$)</w:t>
+            </w:r>
+            <w:r/>
+          </w:p>
+        </w:tc>
+      </w:tr>
+      <w:tr>
+        <w:tc>
+          <w:tcPr>
+            <w:tcW w:type="dxa" w:w="2880"/>
+          </w:tcPr>
+          <w:p>
+            <w:r>
+              <w:t>De 0,00 a 6.677,55</w:t>
+            </w:r>
+            <w:r/>
+          </w:p>
+        </w:tc>
+        <w:tc>
+          <w:tcPr>
+            <w:tcW w:type="dxa" w:w="2880"/>
+          </w:tcPr>
+          <w:p>
+            <w:r>
+              <w:t>0,0%</w:t>
+            </w:r>
+            <w:r/>
+          </w:p>
+        </w:tc>
+        <w:tc>
+          <w:tcPr>
+            <w:tcW w:type="dxa" w:w="2880"/>
+          </w:tcPr>
+          <w:p>
+            <w:r>
+              <w:t>-</w:t>
+            </w:r>
+            <w:r/>
+          </w:p>
+        </w:tc>
+      </w:tr>
+      <w:tr>
+        <w:tc>
+          <w:tcPr>
+            <w:tcW w:type="dxa" w:w="2880"/>
+          </w:tcPr>
+          <w:p>
+            <w:r>
+              <w:t>De 6.677,56 a 9.922,28</w:t>
+            </w:r>
+            <w:r/>
+          </w:p>
+        </w:tc>
+        <w:tc>
+          <w:tcPr>
+            <w:tcW w:type="dxa" w:w="2880"/>
+          </w:tcPr>
+          <w:p>
+            <w:r>
+              <w:t>7,5%</w:t>
+            </w:r>
+            <w:r/>
+          </w:p>
+        </w:tc>
+        <w:tc>
+          <w:tcPr>
+            <w:tcW w:type="dxa" w:w="2880"/>
+          </w:tcPr>
+          <w:p>
+            <w:r>
+              <w:t>500,82</w:t>
+            </w:r>
+            <w:r/>
+          </w:p>
+        </w:tc>
+      </w:tr>
+      <w:tr>
+        <w:tc>
+          <w:tcPr>
+            <w:tcW w:type="dxa" w:w="2880"/>
+          </w:tcPr>
+          <w:p>
+            <w:r>
+              <w:t>De 9.922,29 a 13.167,00</w:t>
+            </w:r>
+            <w:r/>
+          </w:p>
+        </w:tc>
+        <w:tc>
+          <w:tcPr>
+            <w:tcW w:type="dxa" w:w="2880"/>
+          </w:tcPr>
+          <w:p>
+            <w:r>
+              <w:t>15%</w:t>
+            </w:r>
+            <w:r/>
+          </w:p>
+        </w:tc>
+        <w:tc>
+          <w:tcPr>
+            <w:tcW w:type="dxa" w:w="2880"/>
+          </w:tcPr>
+          <w:p>
+            <w:r>
+              <w:t>1.244,99</w:t>
+            </w:r>
+            <w:r/>
+          </w:p>
+        </w:tc>
+      </w:tr>
+      <w:tr>
+        <w:tc>
+          <w:tcPr>
+            <w:tcW w:type="dxa" w:w="2880"/>
+          </w:tcPr>
+          <w:p>
+            <w:r>
+              <w:t>De 13.167,01 a 16.380,38</w:t>
+            </w:r>
+            <w:r/>
+          </w:p>
+        </w:tc>
+        <w:tc>
+          <w:tcPr>
+            <w:tcW w:type="dxa" w:w="2880"/>
+          </w:tcPr>
+          <w:p>
+            <w:r>
+              <w:t>22,5%</w:t>
+            </w:r>
+            <w:r/>
+          </w:p>
+        </w:tc>
+        <w:tc>
+          <w:tcPr>
+            <w:tcW w:type="dxa" w:w="2880"/>
+          </w:tcPr>
+          <w:p>
+            <w:r>
+              <w:t>2.232,51</w:t>
+            </w:r>
+            <w:r/>
+          </w:p>
+        </w:tc>
+      </w:tr>
+      <w:tr>
+        <w:tc>
+          <w:tcPr>
+            <w:tcW w:type="dxa" w:w="2880"/>
+          </w:tcPr>
+          <w:p>
+            <w:r>
+              <w:t>Acima de 16.380,38</w:t>
+            </w:r>
+            <w:r/>
+          </w:p>
+        </w:tc>
+        <w:tc>
+          <w:tcPr>
+            <w:tcW w:type="dxa" w:w="2880"/>
+          </w:tcPr>
+          <w:p>
+            <w:r>
+              <w:t>27,5%</w:t>
+            </w:r>
+            <w:r/>
+          </w:p>
+        </w:tc>
+        <w:tc>
+          <w:tcPr>
+            <w:tcW w:type="dxa" w:w="2880"/>
+          </w:tcPr>
+          <w:p>
+            <w:r>
+              <w:t>3.051,53</w:t>
+            </w:r>
+            <w:r/>
+          </w:p>
+        </w:tc>
+      </w:tr>
+    </w:tbl>
     <w:p>
       <w:r>
         <w:t>”</w:t>
@@ -388,6 +1511,229 @@
         <w:t>“IV - para o ano-calendário de 2014:</w:t>
       </w:r>
     </w:p>
+    <w:tbl>
+      <w:tblPr>
+        <w:tblStyle w:val="LightGrid-Accent1"/>
+        <w:tblW w:type="auto" w:w="0"/>
+        <w:tblLayout w:type="autofit"/>
+        <w:tblLook w:firstColumn="1" w:firstRow="1" w:lastColumn="0" w:lastRow="0" w:noHBand="0" w:noVBand="1" w:val="04A0"/>
+      </w:tblPr>
+      <w:tblGrid>
+        <w:gridCol w:w="2880"/>
+        <w:gridCol w:w="2880"/>
+        <w:gridCol w:w="2880"/>
+      </w:tblGrid>
+      <w:tr>
+        <w:tc>
+          <w:tcPr>
+            <w:tcW w:type="dxa" w:w="2880"/>
+          </w:tcPr>
+          <w:p>
+            <w:r>
+              <w:t>Base de Cálculo em R$</w:t>
+            </w:r>
+            <w:r/>
+          </w:p>
+        </w:tc>
+        <w:tc>
+          <w:tcPr>
+            <w:tcW w:type="dxa" w:w="2880"/>
+          </w:tcPr>
+          <w:p>
+            <w:r>
+              <w:t>Alíquota (%)</w:t>
+            </w:r>
+            <w:r/>
+          </w:p>
+        </w:tc>
+        <w:tc>
+          <w:tcPr>
+            <w:tcW w:type="dxa" w:w="2880"/>
+          </w:tcPr>
+          <w:p>
+            <w:r>
+              <w:t>Parcela a deduzir do imposto (R$)</w:t>
+            </w:r>
+            <w:r/>
+          </w:p>
+        </w:tc>
+      </w:tr>
+      <w:tr>
+        <w:tc>
+          <w:tcPr>
+            <w:tcW w:type="dxa" w:w="2880"/>
+          </w:tcPr>
+          <w:p>
+            <w:r>
+              <w:t>Até (1.787,77 x NM)</w:t>
+            </w:r>
+            <w:r/>
+          </w:p>
+        </w:tc>
+        <w:tc>
+          <w:tcPr>
+            <w:tcW w:type="dxa" w:w="2880"/>
+          </w:tcPr>
+          <w:p>
+            <w:r>
+              <w:t>-</w:t>
+            </w:r>
+            <w:r/>
+          </w:p>
+        </w:tc>
+        <w:tc>
+          <w:tcPr>
+            <w:tcW w:type="dxa" w:w="2880"/>
+          </w:tcPr>
+          <w:p>
+            <w:r>
+              <w:t>-</w:t>
+            </w:r>
+            <w:r/>
+          </w:p>
+        </w:tc>
+      </w:tr>
+      <w:tr>
+        <w:tc>
+          <w:tcPr>
+            <w:tcW w:type="dxa" w:w="2880"/>
+          </w:tcPr>
+          <w:p>
+            <w:r>
+              <w:t>Acima de (1.787,77 x NM) até (2.679,29 x NM)</w:t>
+            </w:r>
+            <w:r/>
+          </w:p>
+        </w:tc>
+        <w:tc>
+          <w:tcPr>
+            <w:tcW w:type="dxa" w:w="2880"/>
+          </w:tcPr>
+          <w:p>
+            <w:r>
+              <w:t>7,5</w:t>
+            </w:r>
+            <w:r/>
+          </w:p>
+        </w:tc>
+        <w:tc>
+          <w:tcPr>
+            <w:tcW w:type="dxa" w:w="2880"/>
+          </w:tcPr>
+          <w:p>
+            <w:r>
+              <w:t>134,08275 x NM</w:t>
+            </w:r>
+            <w:r/>
+          </w:p>
+        </w:tc>
+      </w:tr>
+      <w:tr>
+        <w:tc>
+          <w:tcPr>
+            <w:tcW w:type="dxa" w:w="2880"/>
+          </w:tcPr>
+          <w:p>
+            <w:r>
+              <w:t>Acima de (2.679,29 x NM) até (3.572,43 x NM)</w:t>
+            </w:r>
+            <w:r/>
+          </w:p>
+        </w:tc>
+        <w:tc>
+          <w:tcPr>
+            <w:tcW w:type="dxa" w:w="2880"/>
+          </w:tcPr>
+          <w:p>
+            <w:r>
+              <w:t>15</w:t>
+            </w:r>
+            <w:r/>
+          </w:p>
+        </w:tc>
+        <w:tc>
+          <w:tcPr>
+            <w:tcW w:type="dxa" w:w="2880"/>
+          </w:tcPr>
+          <w:p>
+            <w:r>
+              <w:t>335,02950 x NM</w:t>
+            </w:r>
+            <w:r/>
+          </w:p>
+        </w:tc>
+      </w:tr>
+      <w:tr>
+        <w:tc>
+          <w:tcPr>
+            <w:tcW w:type="dxa" w:w="2880"/>
+          </w:tcPr>
+          <w:p>
+            <w:r>
+              <w:t>Acima de (3.572,43 x NM) até (4.463,81 x NM)</w:t>
+            </w:r>
+            <w:r/>
+          </w:p>
+        </w:tc>
+        <w:tc>
+          <w:tcPr>
+            <w:tcW w:type="dxa" w:w="2880"/>
+          </w:tcPr>
+          <w:p>
+            <w:r>
+              <w:t>22,5</w:t>
+            </w:r>
+            <w:r/>
+          </w:p>
+        </w:tc>
+        <w:tc>
+          <w:tcPr>
+            <w:tcW w:type="dxa" w:w="2880"/>
+          </w:tcPr>
+          <w:p>
+            <w:r>
+              <w:t>602,96175 x NM</w:t>
+            </w:r>
+            <w:r/>
+          </w:p>
+        </w:tc>
+      </w:tr>
+      <w:tr>
+        <w:tc>
+          <w:tcPr>
+            <w:tcW w:type="dxa" w:w="2880"/>
+          </w:tcPr>
+          <w:p>
+            <w:r>
+              <w:t>Acima de (4.463,81 x NM)</w:t>
+            </w:r>
+            <w:r/>
+          </w:p>
+        </w:tc>
+        <w:tc>
+          <w:tcPr>
+            <w:tcW w:type="dxa" w:w="2880"/>
+          </w:tcPr>
+          <w:p>
+            <w:r>
+              <w:t>27,5</w:t>
+            </w:r>
+            <w:r/>
+          </w:p>
+        </w:tc>
+        <w:tc>
+          <w:tcPr>
+            <w:tcW w:type="dxa" w:w="2880"/>
+          </w:tcPr>
+          <w:p>
+            <w:r>
+              <w:t>826,15225 x NM</w:t>
+            </w:r>
+            <w:r/>
+          </w:p>
+        </w:tc>
+      </w:tr>
+    </w:tbl>
     <w:p>
       <w:r>
         <w:t>” (NR)</w:t>
@@ -403,11 +1749,457 @@
         <w:t>“V - para o ano-calendário de 2015, até o mês de março:</w:t>
       </w:r>
     </w:p>
+    <w:tbl>
+      <w:tblPr>
+        <w:tblStyle w:val="LightGrid-Accent1"/>
+        <w:tblW w:type="auto" w:w="0"/>
+        <w:tblLayout w:type="autofit"/>
+        <w:tblLook w:firstColumn="1" w:firstRow="1" w:lastColumn="0" w:lastRow="0" w:noHBand="0" w:noVBand="1" w:val="04A0"/>
+      </w:tblPr>
+      <w:tblGrid>
+        <w:gridCol w:w="2880"/>
+        <w:gridCol w:w="2880"/>
+        <w:gridCol w:w="2880"/>
+      </w:tblGrid>
+      <w:tr>
+        <w:tc>
+          <w:tcPr>
+            <w:tcW w:type="dxa" w:w="2880"/>
+          </w:tcPr>
+          <w:p>
+            <w:r>
+              <w:t>Base de Cálculo em R$</w:t>
+            </w:r>
+            <w:r/>
+          </w:p>
+        </w:tc>
+        <w:tc>
+          <w:tcPr>
+            <w:tcW w:type="dxa" w:w="2880"/>
+          </w:tcPr>
+          <w:p>
+            <w:r>
+              <w:t>Alíquota (%)</w:t>
+            </w:r>
+            <w:r/>
+          </w:p>
+        </w:tc>
+        <w:tc>
+          <w:tcPr>
+            <w:tcW w:type="dxa" w:w="2880"/>
+          </w:tcPr>
+          <w:p>
+            <w:r>
+              <w:t>Parcela a deduzir do imposto (R$)</w:t>
+            </w:r>
+            <w:r/>
+          </w:p>
+        </w:tc>
+      </w:tr>
+      <w:tr>
+        <w:tc>
+          <w:tcPr>
+            <w:tcW w:type="dxa" w:w="2880"/>
+          </w:tcPr>
+          <w:p>
+            <w:r>
+              <w:t>Até (1.787,77 x NM)</w:t>
+            </w:r>
+            <w:r/>
+          </w:p>
+        </w:tc>
+        <w:tc>
+          <w:tcPr>
+            <w:tcW w:type="dxa" w:w="2880"/>
+          </w:tcPr>
+          <w:p>
+            <w:r>
+              <w:t>-</w:t>
+            </w:r>
+            <w:r/>
+          </w:p>
+        </w:tc>
+        <w:tc>
+          <w:tcPr>
+            <w:tcW w:type="dxa" w:w="2880"/>
+          </w:tcPr>
+          <w:p>
+            <w:r>
+              <w:t>-</w:t>
+            </w:r>
+            <w:r/>
+          </w:p>
+        </w:tc>
+      </w:tr>
+      <w:tr>
+        <w:tc>
+          <w:tcPr>
+            <w:tcW w:type="dxa" w:w="2880"/>
+          </w:tcPr>
+          <w:p>
+            <w:r>
+              <w:t>Acima de (1.787,77 x NM) até (2.679,29 x NM)</w:t>
+            </w:r>
+            <w:r/>
+          </w:p>
+        </w:tc>
+        <w:tc>
+          <w:tcPr>
+            <w:tcW w:type="dxa" w:w="2880"/>
+          </w:tcPr>
+          <w:p>
+            <w:r>
+              <w:t>7,5</w:t>
+            </w:r>
+            <w:r/>
+          </w:p>
+        </w:tc>
+        <w:tc>
+          <w:tcPr>
+            <w:tcW w:type="dxa" w:w="2880"/>
+          </w:tcPr>
+          <w:p>
+            <w:r>
+              <w:t>134,08275 x NM</w:t>
+            </w:r>
+            <w:r/>
+          </w:p>
+        </w:tc>
+      </w:tr>
+      <w:tr>
+        <w:tc>
+          <w:tcPr>
+            <w:tcW w:type="dxa" w:w="2880"/>
+          </w:tcPr>
+          <w:p>
+            <w:r>
+              <w:t>Acima de (2.679,29 x NM) até (3.572,43 x NM)</w:t>
+            </w:r>
+            <w:r/>
+          </w:p>
+        </w:tc>
+        <w:tc>
+          <w:tcPr>
+            <w:tcW w:type="dxa" w:w="2880"/>
+          </w:tcPr>
+          <w:p>
+            <w:r>
+              <w:t>15</w:t>
+            </w:r>
+            <w:r/>
+          </w:p>
+        </w:tc>
+        <w:tc>
+          <w:tcPr>
+            <w:tcW w:type="dxa" w:w="2880"/>
+          </w:tcPr>
+          <w:p>
+            <w:r>
+              <w:t>335,02950 x NM</w:t>
+            </w:r>
+            <w:r/>
+          </w:p>
+        </w:tc>
+      </w:tr>
+      <w:tr>
+        <w:tc>
+          <w:tcPr>
+            <w:tcW w:type="dxa" w:w="2880"/>
+          </w:tcPr>
+          <w:p>
+            <w:r>
+              <w:t>Acima de (3.572,43 x NM) até (4.463,81 x NM)</w:t>
+            </w:r>
+            <w:r/>
+          </w:p>
+        </w:tc>
+        <w:tc>
+          <w:tcPr>
+            <w:tcW w:type="dxa" w:w="2880"/>
+          </w:tcPr>
+          <w:p>
+            <w:r>
+              <w:t>22,5</w:t>
+            </w:r>
+            <w:r/>
+          </w:p>
+        </w:tc>
+        <w:tc>
+          <w:tcPr>
+            <w:tcW w:type="dxa" w:w="2880"/>
+          </w:tcPr>
+          <w:p>
+            <w:r>
+              <w:t>602,96175 x NM</w:t>
+            </w:r>
+            <w:r/>
+          </w:p>
+        </w:tc>
+      </w:tr>
+      <w:tr>
+        <w:tc>
+          <w:tcPr>
+            <w:tcW w:type="dxa" w:w="2880"/>
+          </w:tcPr>
+          <w:p>
+            <w:r>
+              <w:t>Acima de (4.463,81 x NM)</w:t>
+            </w:r>
+            <w:r/>
+          </w:p>
+        </w:tc>
+        <w:tc>
+          <w:tcPr>
+            <w:tcW w:type="dxa" w:w="2880"/>
+          </w:tcPr>
+          <w:p>
+            <w:r>
+              <w:t>27,5</w:t>
+            </w:r>
+            <w:r/>
+          </w:p>
+        </w:tc>
+        <w:tc>
+          <w:tcPr>
+            <w:tcW w:type="dxa" w:w="2880"/>
+          </w:tcPr>
+          <w:p>
+            <w:r>
+              <w:t>826,15225 x NM</w:t>
+            </w:r>
+            <w:r/>
+          </w:p>
+        </w:tc>
+      </w:tr>
+    </w:tbl>
     <w:p>
       <w:r>
         <w:t>VI - a partir do mês de abril do ano-calendário de 2015:</w:t>
       </w:r>
     </w:p>
+    <w:tbl>
+      <w:tblPr>
+        <w:tblStyle w:val="LightGrid-Accent1"/>
+        <w:tblW w:type="auto" w:w="0"/>
+        <w:tblLayout w:type="autofit"/>
+        <w:tblLook w:firstColumn="1" w:firstRow="1" w:lastColumn="0" w:lastRow="0" w:noHBand="0" w:noVBand="1" w:val="04A0"/>
+      </w:tblPr>
+      <w:tblGrid>
+        <w:gridCol w:w="2880"/>
+        <w:gridCol w:w="2880"/>
+        <w:gridCol w:w="2880"/>
+      </w:tblGrid>
+      <w:tr>
+        <w:tc>
+          <w:tcPr>
+            <w:tcW w:type="dxa" w:w="2880"/>
+          </w:tcPr>
+          <w:p>
+            <w:r>
+              <w:t>Base de Cálculo em R$</w:t>
+            </w:r>
+            <w:r/>
+          </w:p>
+        </w:tc>
+        <w:tc>
+          <w:tcPr>
+            <w:tcW w:type="dxa" w:w="2880"/>
+          </w:tcPr>
+          <w:p>
+            <w:r>
+              <w:t>Alíquota (%)</w:t>
+            </w:r>
+            <w:r/>
+          </w:p>
+        </w:tc>
+        <w:tc>
+          <w:tcPr>
+            <w:tcW w:type="dxa" w:w="2880"/>
+          </w:tcPr>
+          <w:p>
+            <w:r>
+              <w:t>Parcela a deduzir do imposto (R$)</w:t>
+            </w:r>
+            <w:r/>
+          </w:p>
+        </w:tc>
+      </w:tr>
+      <w:tr>
+        <w:tc>
+          <w:tcPr>
+            <w:tcW w:type="dxa" w:w="2880"/>
+          </w:tcPr>
+          <w:p>
+            <w:r>
+              <w:t>Até (1.903,98 x NM)</w:t>
+            </w:r>
+            <w:r/>
+          </w:p>
+        </w:tc>
+        <w:tc>
+          <w:tcPr>
+            <w:tcW w:type="dxa" w:w="2880"/>
+          </w:tcPr>
+          <w:p>
+            <w:r>
+              <w:t>-</w:t>
+            </w:r>
+            <w:r/>
+          </w:p>
+        </w:tc>
+        <w:tc>
+          <w:tcPr>
+            <w:tcW w:type="dxa" w:w="2880"/>
+          </w:tcPr>
+          <w:p>
+            <w:r>
+              <w:t>-</w:t>
+            </w:r>
+            <w:r/>
+          </w:p>
+        </w:tc>
+      </w:tr>
+      <w:tr>
+        <w:tc>
+          <w:tcPr>
+            <w:tcW w:type="dxa" w:w="2880"/>
+          </w:tcPr>
+          <w:p>
+            <w:r>
+              <w:t>Acima de (1.903,98 x NM) até (2.826,65 x NM)</w:t>
+            </w:r>
+            <w:r/>
+          </w:p>
+        </w:tc>
+        <w:tc>
+          <w:tcPr>
+            <w:tcW w:type="dxa" w:w="2880"/>
+          </w:tcPr>
+          <w:p>
+            <w:r>
+              <w:t>7,5</w:t>
+            </w:r>
+            <w:r/>
+          </w:p>
+        </w:tc>
+        <w:tc>
+          <w:tcPr>
+            <w:tcW w:type="dxa" w:w="2880"/>
+          </w:tcPr>
+          <w:p>
+            <w:r>
+              <w:t>142,79850 x NM</w:t>
+            </w:r>
+            <w:r/>
+          </w:p>
+        </w:tc>
+      </w:tr>
+      <w:tr>
+        <w:tc>
+          <w:tcPr>
+            <w:tcW w:type="dxa" w:w="2880"/>
+          </w:tcPr>
+          <w:p>
+            <w:r>
+              <w:t>Acima de (2.826,65 x NM) até (3.751,05 x NM)</w:t>
+            </w:r>
+            <w:r/>
+          </w:p>
+        </w:tc>
+        <w:tc>
+          <w:tcPr>
+            <w:tcW w:type="dxa" w:w="2880"/>
+          </w:tcPr>
+          <w:p>
+            <w:r>
+              <w:t>15</w:t>
+            </w:r>
+            <w:r/>
+          </w:p>
+        </w:tc>
+        <w:tc>
+          <w:tcPr>
+            <w:tcW w:type="dxa" w:w="2880"/>
+          </w:tcPr>
+          <w:p>
+            <w:r>
+              <w:t>354,79725 x NM</w:t>
+            </w:r>
+            <w:r/>
+          </w:p>
+        </w:tc>
+      </w:tr>
+      <w:tr>
+        <w:tc>
+          <w:tcPr>
+            <w:tcW w:type="dxa" w:w="2880"/>
+          </w:tcPr>
+          <w:p>
+            <w:r>
+              <w:t>Acima de (3.751,05 x NM) até (4.664,68 x NM)</w:t>
+            </w:r>
+            <w:r/>
+          </w:p>
+        </w:tc>
+        <w:tc>
+          <w:tcPr>
+            <w:tcW w:type="dxa" w:w="2880"/>
+          </w:tcPr>
+          <w:p>
+            <w:r>
+              <w:t>22,5</w:t>
+            </w:r>
+            <w:r/>
+          </w:p>
+        </w:tc>
+        <w:tc>
+          <w:tcPr>
+            <w:tcW w:type="dxa" w:w="2880"/>
+          </w:tcPr>
+          <w:p>
+            <w:r>
+              <w:t>636,12600 x NM</w:t>
+            </w:r>
+            <w:r/>
+          </w:p>
+        </w:tc>
+      </w:tr>
+      <w:tr>
+        <w:tc>
+          <w:tcPr>
+            <w:tcW w:type="dxa" w:w="2880"/>
+          </w:tcPr>
+          <w:p>
+            <w:r>
+              <w:t>Acima de (4.664,68 x NM)</w:t>
+            </w:r>
+            <w:r/>
+          </w:p>
+        </w:tc>
+        <w:tc>
+          <w:tcPr>
+            <w:tcW w:type="dxa" w:w="2880"/>
+          </w:tcPr>
+          <w:p>
+            <w:r>
+              <w:t>27,5</w:t>
+            </w:r>
+            <w:r/>
+          </w:p>
+        </w:tc>
+        <w:tc>
+          <w:tcPr>
+            <w:tcW w:type="dxa" w:w="2880"/>
+          </w:tcPr>
+          <w:p>
+            <w:r>
+              <w:t>869,36000 x NM</w:t>
+            </w:r>
+            <w:r/>
+          </w:p>
+        </w:tc>
+      </w:tr>
+    </w:tbl>
     <w:p>
       <w:r>
         <w:t>Legenda: NM = Número de meses a que se refere o pagamento acumulado”</w:t>
@@ -423,11 +2215,395 @@
         <w:t>“Mensal:</w:t>
       </w:r>
     </w:p>
+    <w:tbl>
+      <w:tblPr>
+        <w:tblStyle w:val="LightGrid-Accent1"/>
+        <w:tblW w:type="auto" w:w="0"/>
+        <w:tblLayout w:type="autofit"/>
+        <w:tblLook w:firstColumn="1" w:firstRow="1" w:lastColumn="0" w:lastRow="0" w:noHBand="0" w:noVBand="1" w:val="04A0"/>
+      </w:tblPr>
+      <w:tblGrid>
+        <w:gridCol w:w="4320"/>
+        <w:gridCol w:w="4320"/>
+      </w:tblGrid>
+      <w:tr>
+        <w:tc>
+          <w:tcPr>
+            <w:tcW w:type="dxa" w:w="4320"/>
+          </w:tcPr>
+          <w:p>
+            <w:r>
+              <w:t>Ano-calendário</w:t>
+            </w:r>
+            <w:r/>
+          </w:p>
+        </w:tc>
+        <w:tc>
+          <w:tcPr>
+            <w:tcW w:type="dxa" w:w="4320"/>
+          </w:tcPr>
+          <w:p>
+            <w:r>
+              <w:t>Quantia por dependente (em R$)</w:t>
+            </w:r>
+            <w:r/>
+          </w:p>
+        </w:tc>
+      </w:tr>
+      <w:tr>
+        <w:tc>
+          <w:tcPr>
+            <w:tcW w:type="dxa" w:w="4320"/>
+          </w:tcPr>
+          <w:p>
+            <w:r>
+              <w:t>2010</w:t>
+            </w:r>
+            <w:r/>
+          </w:p>
+        </w:tc>
+        <w:tc>
+          <w:tcPr>
+            <w:tcW w:type="dxa" w:w="4320"/>
+          </w:tcPr>
+          <w:p>
+            <w:r>
+              <w:t>150,69</w:t>
+            </w:r>
+            <w:r/>
+          </w:p>
+        </w:tc>
+      </w:tr>
+      <w:tr>
+        <w:tc>
+          <w:tcPr>
+            <w:tcW w:type="dxa" w:w="4320"/>
+          </w:tcPr>
+          <w:p>
+            <w:r>
+              <w:t>2011</w:t>
+            </w:r>
+            <w:r/>
+          </w:p>
+        </w:tc>
+        <w:tc>
+          <w:tcPr>
+            <w:tcW w:type="dxa" w:w="4320"/>
+          </w:tcPr>
+          <w:p>
+            <w:r>
+              <w:t>157,47</w:t>
+            </w:r>
+            <w:r/>
+          </w:p>
+        </w:tc>
+      </w:tr>
+      <w:tr>
+        <w:tc>
+          <w:tcPr>
+            <w:tcW w:type="dxa" w:w="4320"/>
+          </w:tcPr>
+          <w:p>
+            <w:r>
+              <w:t>2012</w:t>
+            </w:r>
+            <w:r/>
+          </w:p>
+        </w:tc>
+        <w:tc>
+          <w:tcPr>
+            <w:tcW w:type="dxa" w:w="4320"/>
+          </w:tcPr>
+          <w:p>
+            <w:r>
+              <w:t>164,56</w:t>
+            </w:r>
+            <w:r/>
+          </w:p>
+        </w:tc>
+      </w:tr>
+      <w:tr>
+        <w:tc>
+          <w:tcPr>
+            <w:tcW w:type="dxa" w:w="4320"/>
+          </w:tcPr>
+          <w:p>
+            <w:r>
+              <w:t>2013</w:t>
+            </w:r>
+            <w:r/>
+          </w:p>
+        </w:tc>
+        <w:tc>
+          <w:tcPr>
+            <w:tcW w:type="dxa" w:w="4320"/>
+          </w:tcPr>
+          <w:p>
+            <w:r>
+              <w:t>171,97</w:t>
+            </w:r>
+            <w:r/>
+          </w:p>
+        </w:tc>
+      </w:tr>
+      <w:tr>
+        <w:tc>
+          <w:tcPr>
+            <w:tcW w:type="dxa" w:w="4320"/>
+          </w:tcPr>
+          <w:p>
+            <w:r>
+              <w:t>2014</w:t>
+            </w:r>
+            <w:r/>
+          </w:p>
+        </w:tc>
+        <w:tc>
+          <w:tcPr>
+            <w:tcW w:type="dxa" w:w="4320"/>
+          </w:tcPr>
+          <w:p>
+            <w:r>
+              <w:t>179,71</w:t>
+            </w:r>
+            <w:r/>
+          </w:p>
+        </w:tc>
+      </w:tr>
+      <w:tr>
+        <w:tc>
+          <w:tcPr>
+            <w:tcW w:type="dxa" w:w="4320"/>
+          </w:tcPr>
+          <w:p>
+            <w:r>
+              <w:t>2015, até o mês de março</w:t>
+            </w:r>
+            <w:r/>
+          </w:p>
+        </w:tc>
+        <w:tc>
+          <w:tcPr>
+            <w:tcW w:type="dxa" w:w="4320"/>
+          </w:tcPr>
+          <w:p>
+            <w:r>
+              <w:t>179,71</w:t>
+            </w:r>
+            <w:r/>
+          </w:p>
+        </w:tc>
+      </w:tr>
+      <w:tr>
+        <w:tc>
+          <w:tcPr>
+            <w:tcW w:type="dxa" w:w="4320"/>
+          </w:tcPr>
+          <w:p>
+            <w:r>
+              <w:t>A partir do mês de abril do ano-caledário de 2015</w:t>
+            </w:r>
+            <w:r/>
+          </w:p>
+        </w:tc>
+        <w:tc>
+          <w:tcPr>
+            <w:tcW w:type="dxa" w:w="4320"/>
+          </w:tcPr>
+          <w:p>
+            <w:r>
+              <w:t>189,59</w:t>
+            </w:r>
+            <w:r/>
+          </w:p>
+        </w:tc>
+      </w:tr>
+    </w:tbl>
     <w:p>
       <w:r>
         <w:t>Anual:</w:t>
       </w:r>
     </w:p>
+    <w:tbl>
+      <w:tblPr>
+        <w:tblStyle w:val="LightGrid-Accent1"/>
+        <w:tblW w:type="auto" w:w="0"/>
+        <w:tblLayout w:type="autofit"/>
+        <w:tblLook w:firstColumn="1" w:firstRow="1" w:lastColumn="0" w:lastRow="0" w:noHBand="0" w:noVBand="1" w:val="04A0"/>
+      </w:tblPr>
+      <w:tblGrid>
+        <w:gridCol w:w="4320"/>
+        <w:gridCol w:w="4320"/>
+      </w:tblGrid>
+      <w:tr>
+        <w:tc>
+          <w:tcPr>
+            <w:tcW w:type="dxa" w:w="4320"/>
+          </w:tcPr>
+          <w:p>
+            <w:r>
+              <w:t>Ano-calendário</w:t>
+            </w:r>
+            <w:r/>
+          </w:p>
+        </w:tc>
+        <w:tc>
+          <w:tcPr>
+            <w:tcW w:type="dxa" w:w="4320"/>
+          </w:tcPr>
+          <w:p>
+            <w:r>
+              <w:t>Quantia por dependente (em R$)</w:t>
+            </w:r>
+            <w:r/>
+          </w:p>
+        </w:tc>
+      </w:tr>
+      <w:tr>
+        <w:tc>
+          <w:tcPr>
+            <w:tcW w:type="dxa" w:w="4320"/>
+          </w:tcPr>
+          <w:p>
+            <w:r>
+              <w:t>2010</w:t>
+            </w:r>
+            <w:r/>
+          </w:p>
+        </w:tc>
+        <w:tc>
+          <w:tcPr>
+            <w:tcW w:type="dxa" w:w="4320"/>
+          </w:tcPr>
+          <w:p>
+            <w:r>
+              <w:t>1.808,28</w:t>
+            </w:r>
+            <w:r/>
+          </w:p>
+        </w:tc>
+      </w:tr>
+      <w:tr>
+        <w:tc>
+          <w:tcPr>
+            <w:tcW w:type="dxa" w:w="4320"/>
+          </w:tcPr>
+          <w:p>
+            <w:r>
+              <w:t>2011</w:t>
+            </w:r>
+            <w:r/>
+          </w:p>
+        </w:tc>
+        <w:tc>
+          <w:tcPr>
+            <w:tcW w:type="dxa" w:w="4320"/>
+          </w:tcPr>
+          <w:p>
+            <w:r>
+              <w:t>1.889,64</w:t>
+            </w:r>
+            <w:r/>
+          </w:p>
+        </w:tc>
+      </w:tr>
+      <w:tr>
+        <w:tc>
+          <w:tcPr>
+            <w:tcW w:type="dxa" w:w="4320"/>
+          </w:tcPr>
+          <w:p>
+            <w:r>
+              <w:t>2012</w:t>
+            </w:r>
+            <w:r/>
+          </w:p>
+        </w:tc>
+        <w:tc>
+          <w:tcPr>
+            <w:tcW w:type="dxa" w:w="4320"/>
+          </w:tcPr>
+          <w:p>
+            <w:r>
+              <w:t>1.974,72</w:t>
+            </w:r>
+            <w:r/>
+          </w:p>
+        </w:tc>
+      </w:tr>
+      <w:tr>
+        <w:tc>
+          <w:tcPr>
+            <w:tcW w:type="dxa" w:w="4320"/>
+          </w:tcPr>
+          <w:p>
+            <w:r>
+              <w:t>2013</w:t>
+            </w:r>
+            <w:r/>
+          </w:p>
+        </w:tc>
+        <w:tc>
+          <w:tcPr>
+            <w:tcW w:type="dxa" w:w="4320"/>
+          </w:tcPr>
+          <w:p>
+            <w:r>
+              <w:t>2.063,64</w:t>
+            </w:r>
+            <w:r/>
+          </w:p>
+        </w:tc>
+      </w:tr>
+      <w:tr>
+        <w:tc>
+          <w:tcPr>
+            <w:tcW w:type="dxa" w:w="4320"/>
+          </w:tcPr>
+          <w:p>
+            <w:r>
+              <w:t>2014</w:t>
+            </w:r>
+            <w:r/>
+          </w:p>
+        </w:tc>
+        <w:tc>
+          <w:tcPr>
+            <w:tcW w:type="dxa" w:w="4320"/>
+          </w:tcPr>
+          <w:p>
+            <w:r>
+              <w:t>2.156,52</w:t>
+            </w:r>
+            <w:r/>
+          </w:p>
+        </w:tc>
+      </w:tr>
+      <w:tr>
+        <w:tc>
+          <w:tcPr>
+            <w:tcW w:type="dxa" w:w="4320"/>
+          </w:tcPr>
+          <w:p>
+            <w:r>
+              <w:t>A partir de 2015</w:t>
+            </w:r>
+            <w:r/>
+          </w:p>
+        </w:tc>
+        <w:tc>
+          <w:tcPr>
+            <w:tcW w:type="dxa" w:w="4320"/>
+          </w:tcPr>
+          <w:p>
+            <w:r>
+              <w:t>2.275,08</w:t>
+            </w:r>
+            <w:r/>
+          </w:p>
+        </w:tc>
+      </w:tr>
+    </w:tbl>
     <w:p>
       <w:r>
         <w:t>” (NR)</w:t>
@@ -458,6 +2634,229 @@
         <w:t>“V - a partir do exercício 2016, ano-calendário de 2015:</w:t>
       </w:r>
     </w:p>
+    <w:tbl>
+      <w:tblPr>
+        <w:tblStyle w:val="LightGrid-Accent1"/>
+        <w:tblW w:type="auto" w:w="0"/>
+        <w:tblLayout w:type="autofit"/>
+        <w:tblLook w:firstColumn="1" w:firstRow="1" w:lastColumn="0" w:lastRow="0" w:noHBand="0" w:noVBand="1" w:val="04A0"/>
+      </w:tblPr>
+      <w:tblGrid>
+        <w:gridCol w:w="2880"/>
+        <w:gridCol w:w="2880"/>
+        <w:gridCol w:w="2880"/>
+      </w:tblGrid>
+      <w:tr>
+        <w:tc>
+          <w:tcPr>
+            <w:tcW w:type="dxa" w:w="2880"/>
+          </w:tcPr>
+          <w:p>
+            <w:r>
+              <w:t>Base de Cálculo (R$)</w:t>
+            </w:r>
+            <w:r/>
+          </w:p>
+        </w:tc>
+        <w:tc>
+          <w:tcPr>
+            <w:tcW w:type="dxa" w:w="2880"/>
+          </w:tcPr>
+          <w:p>
+            <w:r>
+              <w:t>Alíquota (%)</w:t>
+            </w:r>
+            <w:r/>
+          </w:p>
+        </w:tc>
+        <w:tc>
+          <w:tcPr>
+            <w:tcW w:type="dxa" w:w="2880"/>
+          </w:tcPr>
+          <w:p>
+            <w:r>
+              <w:t>Parcela a deduzir do IR (R$)</w:t>
+            </w:r>
+            <w:r/>
+          </w:p>
+        </w:tc>
+      </w:tr>
+      <w:tr>
+        <w:tc>
+          <w:tcPr>
+            <w:tcW w:type="dxa" w:w="2880"/>
+          </w:tcPr>
+          <w:p>
+            <w:r>
+              <w:t>Até 22.499,13</w:t>
+            </w:r>
+            <w:r/>
+          </w:p>
+        </w:tc>
+        <w:tc>
+          <w:tcPr>
+            <w:tcW w:type="dxa" w:w="2880"/>
+          </w:tcPr>
+          <w:p>
+            <w:r>
+              <w:t>-</w:t>
+            </w:r>
+            <w:r/>
+          </w:p>
+        </w:tc>
+        <w:tc>
+          <w:tcPr>
+            <w:tcW w:type="dxa" w:w="2880"/>
+          </w:tcPr>
+          <w:p>
+            <w:r>
+              <w:t>-</w:t>
+            </w:r>
+            <w:r/>
+          </w:p>
+        </w:tc>
+      </w:tr>
+      <w:tr>
+        <w:tc>
+          <w:tcPr>
+            <w:tcW w:type="dxa" w:w="2880"/>
+          </w:tcPr>
+          <w:p>
+            <w:r>
+              <w:t>De 22.499,14 até 33.477,72</w:t>
+            </w:r>
+            <w:r/>
+          </w:p>
+        </w:tc>
+        <w:tc>
+          <w:tcPr>
+            <w:tcW w:type="dxa" w:w="2880"/>
+          </w:tcPr>
+          <w:p>
+            <w:r>
+              <w:t>7,5</w:t>
+            </w:r>
+            <w:r/>
+          </w:p>
+        </w:tc>
+        <w:tc>
+          <w:tcPr>
+            <w:tcW w:type="dxa" w:w="2880"/>
+          </w:tcPr>
+          <w:p>
+            <w:r>
+              <w:t>1.687,43</w:t>
+            </w:r>
+            <w:r/>
+          </w:p>
+        </w:tc>
+      </w:tr>
+      <w:tr>
+        <w:tc>
+          <w:tcPr>
+            <w:tcW w:type="dxa" w:w="2880"/>
+          </w:tcPr>
+          <w:p>
+            <w:r>
+              <w:t>De 33.477,73 até 44.476,74</w:t>
+            </w:r>
+            <w:r/>
+          </w:p>
+        </w:tc>
+        <w:tc>
+          <w:tcPr>
+            <w:tcW w:type="dxa" w:w="2880"/>
+          </w:tcPr>
+          <w:p>
+            <w:r>
+              <w:t>15</w:t>
+            </w:r>
+            <w:r/>
+          </w:p>
+        </w:tc>
+        <w:tc>
+          <w:tcPr>
+            <w:tcW w:type="dxa" w:w="2880"/>
+          </w:tcPr>
+          <w:p>
+            <w:r>
+              <w:t>4.198,26</w:t>
+            </w:r>
+            <w:r/>
+          </w:p>
+        </w:tc>
+      </w:tr>
+      <w:tr>
+        <w:tc>
+          <w:tcPr>
+            <w:tcW w:type="dxa" w:w="2880"/>
+          </w:tcPr>
+          <w:p>
+            <w:r>
+              <w:t>De 44.476,75 até 55.373,55</w:t>
+            </w:r>
+            <w:r/>
+          </w:p>
+        </w:tc>
+        <w:tc>
+          <w:tcPr>
+            <w:tcW w:type="dxa" w:w="2880"/>
+          </w:tcPr>
+          <w:p>
+            <w:r>
+              <w:t>22,5</w:t>
+            </w:r>
+            <w:r/>
+          </w:p>
+        </w:tc>
+        <w:tc>
+          <w:tcPr>
+            <w:tcW w:type="dxa" w:w="2880"/>
+          </w:tcPr>
+          <w:p>
+            <w:r>
+              <w:t>7.534,02</w:t>
+            </w:r>
+            <w:r/>
+          </w:p>
+        </w:tc>
+      </w:tr>
+      <w:tr>
+        <w:tc>
+          <w:tcPr>
+            <w:tcW w:type="dxa" w:w="2880"/>
+          </w:tcPr>
+          <w:p>
+            <w:r>
+              <w:t>Acima de 55.373,55</w:t>
+            </w:r>
+            <w:r/>
+          </w:p>
+        </w:tc>
+        <w:tc>
+          <w:tcPr>
+            <w:tcW w:type="dxa" w:w="2880"/>
+          </w:tcPr>
+          <w:p>
+            <w:r>
+              <w:t>27,5</w:t>
+            </w:r>
+            <w:r/>
+          </w:p>
+        </w:tc>
+        <w:tc>
+          <w:tcPr>
+            <w:tcW w:type="dxa" w:w="2880"/>
+          </w:tcPr>
+          <w:p>
+            <w:r>
+              <w:t>10.302,70</w:t>
+            </w:r>
+            <w:r/>
+          </w:p>
+        </w:tc>
+      </w:tr>
+    </w:tbl>
     <w:p>
       <w:r>
         <w:t>”</w:t>
@@ -473,6 +2872,186 @@
         <w:t>"</w:t>
       </w:r>
     </w:p>
+    <w:tbl>
+      <w:tblPr>
+        <w:tblStyle w:val="LightGrid-Accent1"/>
+        <w:tblW w:type="auto" w:w="0"/>
+        <w:tblLayout w:type="autofit"/>
+        <w:tblLook w:firstColumn="1" w:firstRow="1" w:lastColumn="0" w:lastRow="0" w:noHBand="0" w:noVBand="1" w:val="04A0"/>
+      </w:tblPr>
+      <w:tblGrid>
+        <w:gridCol w:w="4320"/>
+        <w:gridCol w:w="4320"/>
+      </w:tblGrid>
+      <w:tr>
+        <w:tc>
+          <w:tcPr>
+            <w:tcW w:type="dxa" w:w="4320"/>
+          </w:tcPr>
+          <w:p>
+            <w:r>
+              <w:t>Ano-calendário</w:t>
+            </w:r>
+            <w:r/>
+          </w:p>
+        </w:tc>
+        <w:tc>
+          <w:tcPr>
+            <w:tcW w:type="dxa" w:w="4320"/>
+          </w:tcPr>
+          <w:p>
+            <w:r>
+              <w:t>Quantia (em R$)</w:t>
+            </w:r>
+            <w:r/>
+          </w:p>
+        </w:tc>
+      </w:tr>
+      <w:tr>
+        <w:tc>
+          <w:tcPr>
+            <w:tcW w:type="dxa" w:w="4320"/>
+          </w:tcPr>
+          <w:p>
+            <w:r>
+              <w:t>2010</w:t>
+            </w:r>
+            <w:r/>
+          </w:p>
+        </w:tc>
+        <w:tc>
+          <w:tcPr>
+            <w:tcW w:type="dxa" w:w="4320"/>
+          </w:tcPr>
+          <w:p>
+            <w:r>
+              <w:t>2.830,84</w:t>
+            </w:r>
+            <w:r/>
+          </w:p>
+        </w:tc>
+      </w:tr>
+      <w:tr>
+        <w:tc>
+          <w:tcPr>
+            <w:tcW w:type="dxa" w:w="4320"/>
+          </w:tcPr>
+          <w:p>
+            <w:r>
+              <w:t>2011</w:t>
+            </w:r>
+            <w:r/>
+          </w:p>
+        </w:tc>
+        <w:tc>
+          <w:tcPr>
+            <w:tcW w:type="dxa" w:w="4320"/>
+          </w:tcPr>
+          <w:p>
+            <w:r>
+              <w:t>2.958,23</w:t>
+            </w:r>
+            <w:r/>
+          </w:p>
+        </w:tc>
+      </w:tr>
+      <w:tr>
+        <w:tc>
+          <w:tcPr>
+            <w:tcW w:type="dxa" w:w="4320"/>
+          </w:tcPr>
+          <w:p>
+            <w:r>
+              <w:t>2012</w:t>
+            </w:r>
+            <w:r/>
+          </w:p>
+        </w:tc>
+        <w:tc>
+          <w:tcPr>
+            <w:tcW w:type="dxa" w:w="4320"/>
+          </w:tcPr>
+          <w:p>
+            <w:r>
+              <w:t>3.091,35</w:t>
+            </w:r>
+            <w:r/>
+          </w:p>
+        </w:tc>
+      </w:tr>
+      <w:tr>
+        <w:tc>
+          <w:tcPr>
+            <w:tcW w:type="dxa" w:w="4320"/>
+          </w:tcPr>
+          <w:p>
+            <w:r>
+              <w:t>2013</w:t>
+            </w:r>
+            <w:r/>
+          </w:p>
+        </w:tc>
+        <w:tc>
+          <w:tcPr>
+            <w:tcW w:type="dxa" w:w="4320"/>
+          </w:tcPr>
+          <w:p>
+            <w:r>
+              <w:t>3.230,46</w:t>
+            </w:r>
+            <w:r/>
+          </w:p>
+        </w:tc>
+      </w:tr>
+      <w:tr>
+        <w:tc>
+          <w:tcPr>
+            <w:tcW w:type="dxa" w:w="4320"/>
+          </w:tcPr>
+          <w:p>
+            <w:r>
+              <w:t>2014</w:t>
+            </w:r>
+            <w:r/>
+          </w:p>
+        </w:tc>
+        <w:tc>
+          <w:tcPr>
+            <w:tcW w:type="dxa" w:w="4320"/>
+          </w:tcPr>
+          <w:p>
+            <w:r>
+              <w:t>3.375,83</w:t>
+            </w:r>
+            <w:r/>
+          </w:p>
+        </w:tc>
+      </w:tr>
+      <w:tr>
+        <w:tc>
+          <w:tcPr>
+            <w:tcW w:type="dxa" w:w="4320"/>
+          </w:tcPr>
+          <w:p>
+            <w:r>
+              <w:t>A partir de 2015</w:t>
+            </w:r>
+            <w:r/>
+          </w:p>
+        </w:tc>
+        <w:tc>
+          <w:tcPr>
+            <w:tcW w:type="dxa" w:w="4320"/>
+          </w:tcPr>
+          <w:p>
+            <w:r>
+              <w:t>3.561,50</w:t>
+            </w:r>
+            <w:r/>
+          </w:p>
+        </w:tc>
+      </w:tr>
+    </w:tbl>
     <w:p>
       <w:r>
         <w:t>” (NR)</w:t>
@@ -488,6 +3067,186 @@
         <w:t>"</w:t>
       </w:r>
     </w:p>
+    <w:tbl>
+      <w:tblPr>
+        <w:tblStyle w:val="LightGrid-Accent1"/>
+        <w:tblW w:type="auto" w:w="0"/>
+        <w:tblLayout w:type="autofit"/>
+        <w:tblLook w:firstColumn="1" w:firstRow="1" w:lastColumn="0" w:lastRow="0" w:noHBand="0" w:noVBand="1" w:val="04A0"/>
+      </w:tblPr>
+      <w:tblGrid>
+        <w:gridCol w:w="4320"/>
+        <w:gridCol w:w="4320"/>
+      </w:tblGrid>
+      <w:tr>
+        <w:tc>
+          <w:tcPr>
+            <w:tcW w:type="dxa" w:w="4320"/>
+          </w:tcPr>
+          <w:p>
+            <w:r>
+              <w:t>Ano-calendário</w:t>
+            </w:r>
+            <w:r/>
+          </w:p>
+        </w:tc>
+        <w:tc>
+          <w:tcPr>
+            <w:tcW w:type="dxa" w:w="4320"/>
+          </w:tcPr>
+          <w:p>
+            <w:r>
+              <w:t>Quantia (em R$)</w:t>
+            </w:r>
+            <w:r/>
+          </w:p>
+        </w:tc>
+      </w:tr>
+      <w:tr>
+        <w:tc>
+          <w:tcPr>
+            <w:tcW w:type="dxa" w:w="4320"/>
+          </w:tcPr>
+          <w:p>
+            <w:r>
+              <w:t>2010</w:t>
+            </w:r>
+            <w:r/>
+          </w:p>
+        </w:tc>
+        <w:tc>
+          <w:tcPr>
+            <w:tcW w:type="dxa" w:w="4320"/>
+          </w:tcPr>
+          <w:p>
+            <w:r>
+              <w:t>13.317,09</w:t>
+            </w:r>
+            <w:r/>
+          </w:p>
+        </w:tc>
+      </w:tr>
+      <w:tr>
+        <w:tc>
+          <w:tcPr>
+            <w:tcW w:type="dxa" w:w="4320"/>
+          </w:tcPr>
+          <w:p>
+            <w:r>
+              <w:t>2011</w:t>
+            </w:r>
+            <w:r/>
+          </w:p>
+        </w:tc>
+        <w:tc>
+          <w:tcPr>
+            <w:tcW w:type="dxa" w:w="4320"/>
+          </w:tcPr>
+          <w:p>
+            <w:r>
+              <w:t>13.916,36</w:t>
+            </w:r>
+            <w:r/>
+          </w:p>
+        </w:tc>
+      </w:tr>
+      <w:tr>
+        <w:tc>
+          <w:tcPr>
+            <w:tcW w:type="dxa" w:w="4320"/>
+          </w:tcPr>
+          <w:p>
+            <w:r>
+              <w:t>2012</w:t>
+            </w:r>
+            <w:r/>
+          </w:p>
+        </w:tc>
+        <w:tc>
+          <w:tcPr>
+            <w:tcW w:type="dxa" w:w="4320"/>
+          </w:tcPr>
+          <w:p>
+            <w:r>
+              <w:t>14.542,60</w:t>
+            </w:r>
+            <w:r/>
+          </w:p>
+        </w:tc>
+      </w:tr>
+      <w:tr>
+        <w:tc>
+          <w:tcPr>
+            <w:tcW w:type="dxa" w:w="4320"/>
+          </w:tcPr>
+          <w:p>
+            <w:r>
+              <w:t>2013</w:t>
+            </w:r>
+            <w:r/>
+          </w:p>
+        </w:tc>
+        <w:tc>
+          <w:tcPr>
+            <w:tcW w:type="dxa" w:w="4320"/>
+          </w:tcPr>
+          <w:p>
+            <w:r>
+              <w:t>15.197,02</w:t>
+            </w:r>
+            <w:r/>
+          </w:p>
+        </w:tc>
+      </w:tr>
+      <w:tr>
+        <w:tc>
+          <w:tcPr>
+            <w:tcW w:type="dxa" w:w="4320"/>
+          </w:tcPr>
+          <w:p>
+            <w:r>
+              <w:t>2014</w:t>
+            </w:r>
+            <w:r/>
+          </w:p>
+        </w:tc>
+        <w:tc>
+          <w:tcPr>
+            <w:tcW w:type="dxa" w:w="4320"/>
+          </w:tcPr>
+          <w:p>
+            <w:r>
+              <w:t>15.880,89</w:t>
+            </w:r>
+            <w:r/>
+          </w:p>
+        </w:tc>
+      </w:tr>
+      <w:tr>
+        <w:tc>
+          <w:tcPr>
+            <w:tcW w:type="dxa" w:w="4320"/>
+          </w:tcPr>
+          <w:p>
+            <w:r>
+              <w:t>A partir de 2015</w:t>
+            </w:r>
+            <w:r/>
+          </w:p>
+        </w:tc>
+        <w:tc>
+          <w:tcPr>
+            <w:tcW w:type="dxa" w:w="4320"/>
+          </w:tcPr>
+          <w:p>
+            <w:r>
+              <w:t>16.754,34</w:t>
+            </w:r>
+            <w:r/>
+          </w:p>
+        </w:tc>
+      </w:tr>
+    </w:tbl>
     <w:p>
       <w:r>
         <w:t>” (NR)</w:t>
